--- a/docs/StartupConnectAI_UI_Design_Brief.docx
+++ b/docs/StartupConnectAI_UI_Design_Brief.docx
@@ -1601,16 +1601,14 @@
           <w:szCs w:val="18"/>
         </w:rPr>
         <w:t xml:space="preserve">COLORS
-- Primary Ink: #0B2027 (dark navy — buttons, primary text, dark surfaces)
-- Teal: #028090 (links, section headers, primary brand accents)
-- Seafoam: #00A896 (secondary accents, tags, chips)
-- Mint: #02C39A (success, positive state, verified badges)
-- Muted: #5C7A78 (secondary text, metadata)
-- Off-white surface: #F4FAF9 (card backgrounds)
-- Band: #E3EFEE (dividers, row bands)
+- Primary Ink: #0B0F19 (grounded typography, primary buttons, high-contrast dark footer surfaces)
+- Electric Emerald: #059669 (key brand accents, icons, fills, focus rings; as text only at 24px+)
+- Emerald Bright: #10B981 (fit-score indicators, verified badge fills, accents on Ink surfaces; never text on light backgrounds)
+- Emerald Deep: #047857 (interactive links and small emerald text on light backgrounds)
+- Neutral Canvas: pure white #FFFFFF (main background), Slate #F8FAFC (card backgrounds, subtle sections), Slate #F1F5F9 (row bands, hover fills), Border #E2E8F0 (card borders, dividers)
+- Muted Copy: #64748B (metadata, subheaders, input borders)
 - Alert Red: #B91C1C (errors, destructive actions)
-- Alert Amber: #D97706 (warnings, low-confidence highlights)
-- Pure white: #FFFFFF (main background)</w:t>
+- Alert Amber: #D97706 (warnings, low-confidence highlights)</w:t>
       </w:r>
     </w:p>
     <w:p>
@@ -1631,8 +1629,8 @@
         </w:rPr>
         <w:t xml:space="preserve">TYPOGRAPHY
 - Headings: Georgia (serif) — H1 32px, H2 24px, H3 20px, H4 16px
-- Body: Inter or Calibri (sans-serif) — 16px base, 14px small, 12px meta
-- Mono: JetBrains Mono or Consolas — for API endpoints, IDs, code</w:t>
+- Body: Inter (sans-serif) — 16px base, 14px small, 12px meta
+- Mono: JetBrains Mono — for API endpoints, IDs, code</w:t>
       </w:r>
     </w:p>
     <w:p>
@@ -1695,7 +1693,7 @@
           <w:szCs w:val="18"/>
         </w:rPr>
         <w:t xml:space="preserve">ELEVATION
-Two levels only: flat (default) and card (subtle: 0 1px 3px rgba(0,0,0,0.08))</w:t>
+Two levels only: flat (default) and card (subtle: 0 1px 3px rgba(0,0,0,0.06))</w:t>
       </w:r>
     </w:p>
     <w:p>
@@ -1715,9 +1713,9 @@
           <w:szCs w:val="18"/>
         </w:rPr>
         <w:t xml:space="preserve">COMPONENTS
-- Buttons: primary (Ink bg, white text, 6px radius, 12px vertical padding), secondary (white bg, Ink 1px border, Ink text), ghost (transparent bg, Teal text, no border)
-- Inputs: 6px radius, 12px padding, 1px Muted border, focus ring in Teal at 30% opacity
-- Cards: 8px radius, 16-24px padding, no border, subtle card-elevation shadow
+- Buttons: primary (Ink bg, white text, 6px radius, 12px vertical padding), secondary (white bg, Ink 1px border, Ink text), ghost (transparent bg, Emerald Deep text, no border)
+- Inputs: 6px radius, 12px padding, 1px Muted border, focus ring in Emerald at 30% opacity
+- Cards: 8px radius, 16-24px padding, 1px #E2E8F0 border, subtle card-elevation shadow
 - Badges: 4px radius, 11px text, uppercase for status (VERIFIED, PENDING), title-case for tags (Fintech, Seed)
 - Modals: centered, max-width 560px, 40% Ink backdrop, close-X top-right, 12px radius</w:t>
       </w:r>
@@ -2336,7 +2334,7 @@
           <w:sz w:val="22"/>
           <w:szCs w:val="22"/>
         </w:rPr>
-        <w:t xml:space="preserve">Nav bar (transparent on hero, solid teal on scroll) with logo left, links (How it works, For Founders, For Investors, For Mentors), Sign In (ghost) + Get Started (primary Ink button) right</w:t>
+        <w:t xml:space="preserve">Nav bar (transparent on hero, solid Ink on scroll) with logo left, links (How it works, For Founders, For Investors, For Mentors), Sign In (ghost) + Get Started (primary Ink button) right</w:t>
       </w:r>
     </w:p>
     <w:p>
@@ -2688,9 +2686,9 @@
         <w:t xml:space="preserve">HERO SECTION:
 - Headline (H1, Georgia serif, 48-56px): "The right investor. The right mentor. Matched by AI, explained clearly."
 - Subhead (18px, Muted color): "Startup Connect AI helps early-stage founders find the mentors and investors who actually fit — with fit scores and reasoning, not endless directories."
-- Primary CTA: "Get started free" (Ink #0B2027 button, white text, 12px vertical padding, 6px radius)
-- Secondary link: "See how matching works →" (Teal text, no border)
-- Background: subtle Off-white #F4FAF9 or plain white</w:t>
+- Primary CTA: "Get started free" (Ink #0B0F19 button, white text, 12px vertical padding, 6px radius)
+- Secondary link: "See how matching works →" (Emerald Deep text, no border)
+- Background: subtle Slate 50 #F8FAFC or plain white</w:t>
       </w:r>
     </w:p>
     <w:p>
@@ -2710,7 +2708,7 @@
           <w:szCs w:val="18"/>
         </w:rPr>
         <w:t xml:space="preserve">HOW IT WORKS SECTION (3 columns, below hero):
-Each column: icon (48px, Teal color) + H3 heading (Georgia, 20px) + 1-sentence description (14px, Muted).
+Each column: icon (48px, Emerald color) + H3 heading (Georgia, 20px) + 1-sentence description (14px, Muted).
 1. "Build your profile in 3 minutes" — Upload your pitch deck + LinkedIn. We auto-fill the rest.
 2. "See matches ranked by fit" — Our AI scores every mentor and investor by how well they fit YOU.
 3. "Know exactly why each match" — Every recommendation ships with a plain-language reason. No black boxes.</w:t>
@@ -2736,8 +2734,8 @@
 Design a realistic-looking match card that shows the product in action.
 - Founder side: "Riya Sharma — Fintech SaaS, Pune, raising ₹40L seed"
 - Matched with: "Aditya Kumar — Angel investor, Fintech + SaaS focus, ₹25L-₹75L cheque"
-- Fit score badge: "78% fit" in Mint #02C39A
-- Explanation text (Muted #5C7A78, italic): "Sector match (Fintech), stage match (Seed), ask within investor's cheque range, geographic overlap in Pune."
+- Fit score badge: "78% fit" in Emerald Bright #10B981
+- Explanation text (Muted #64748B, italic): "Sector match (Fintech), stage match (Seed), ask within investor's cheque range, geographic overlap in Pune."
 - Card style: 8px radius, subtle shadow, white bg, 24px padding</w:t>
       </w:r>
     </w:p>
@@ -2758,10 +2756,10 @@
           <w:szCs w:val="18"/>
         </w:rPr>
         <w:t xml:space="preserve">NAV BAR (top):
-- Transparent on hero, becomes solid Ink #0B2027 with white text on scroll
+- Transparent on hero, becomes solid Ink #0B0F19 with white text on scroll
 - Logo left ("Startup Connect AI")
 - Center links: How it works, For Founders, For Investors, For Mentors
-- Right: "Sign In" (ghost, Teal text) + "Get Started" (primary Ink button)</w:t>
+- Right: "Sign In" (ghost, Emerald Deep text) + "Get Started" (primary Ink button)</w:t>
       </w:r>
     </w:p>
     <w:p>
@@ -2802,7 +2800,7 @@
           <w:szCs w:val="18"/>
         </w:rPr>
         <w:t xml:space="preserve">DESIGN CONSTRAINTS (from master prompt):
-- Ink #0B2027, Teal #028090, Mint #02C39A, Muted #5C7A78
+- Ink #0B0F19, Emerald #059669, Emerald Bright #10B981, Muted #64748B
 - Georgia for headings, sans-serif for body
 - Mobile-first — design responsive for 375px width first, then desktop
 - Direct, warm tone — not corporate</w:t>
@@ -3511,20 +3509,20 @@
    - "Continue with LinkedIn" — LinkedIn blue (#0A66C2), white icon + white text, full width, 6px radius
    - "Continue with Google" — white bg, light border, Google G icon (colored), dark text
 2. Divider text: "or continue with email"
-3. Email input (6px radius, 12px padding, Muted border, Teal focus ring)
+3. Email input (6px radius, 12px padding, Muted border, Emerald focus ring)
 4. Password input (same styling, with show/hide eye icon)
 5. **Role selector** — 3 large tappable cards, side-by-side on desktop, stacked on mobile:
    Card 1: Icon (person building) + "I'm a founder" (bold) + "Building a startup, looking for investors and mentors" (Muted, 12px)
    Card 2: Icon (money bag) + "I'm an investor" + "Angel or micro-VC looking for pre-filtered deal flow"
    Card 3: Icon (mentor/teacher) + "I'm a mentor" + "Sector expert offering guidance to early-stage founders"
-   Selected state: teal border (2px), light teal background tint. Default: white bg, Muted border.
+   Selected state: emerald border (2px), light emerald background tint. Default: white bg, Muted border.
 6. Consent checkboxes (small):
    - ☑ "I agree to the Terms of Service and Privacy Policy" (required, cannot uncheck to submit)
    - ☑ "Use my profile data to compute matches" (required)
    - ☑ "Send me email notifications about matches" (default checked)
    - ☐ "Send me WhatsApp notifications" (default unchecked)
-7. Primary CTA button: "Create account" — Ink #0B2027 bg, white text, full width, 12px vertical padding
-8. Footer link (Teal): "Already have an account? Sign in"</w:t>
+7. Primary CTA button: "Create account" — Ink #0B0F19 bg, white text, full width, 12px vertical padding
+8. Footer link (Emerald Deep): "Already have an account? Sign in"</w:t>
       </w:r>
     </w:p>
     <w:p>
@@ -4005,7 +4003,7 @@
 SUBHEAD: "Upload your pitch deck and paste your LinkedIn — we'll do the rest in ~60 seconds."
 DROP ZONE COPY:
 - Default: "Drop your pitch deck here" / "or click to upload" / "PDF, up to 20MB"
-- Hover: same copy, teal border highlight
+- Hover: same copy, emerald border highlight
 - Uploaded: "riya_pitch_deck_v3.pdf" / "2.4 MB" / [Remove X]
 INPUT LABEL: "Your LinkedIn URL"
 INPUT PLACEHOLDER: "https://linkedin.com/in/yourname"
@@ -4221,26 +4219,26 @@
           <w:sz w:val="18"/>
           <w:szCs w:val="18"/>
         </w:rPr>
-        <w:t xml:space="preserve">LAYOUT: Centered card, max-width 640px, on Off-white #F4FAF9 background. Full page, comfortable padding.</w:t>
-      </w:r>
-    </w:p>
-    <w:p>
-      <w:pPr>
-        <w:pBdr>
-          <w:top w:val="single" w:color="E3EFEE" w:sz="4"/>
-          <w:bottom w:val="single" w:color="E3EFEE" w:sz="4"/>
-        </w:pBdr>
-        <w:shd w:fill="F4FAF9" w:color="auto" w:val="clear"/>
-        <w:spacing w:after="60" w:before="60"/>
-      </w:pPr>
-      <w:r>
-        <w:rPr>
-          <w:rFonts w:ascii="Consolas" w:cs="Consolas" w:eastAsia="Consolas" w:hAnsi="Consolas"/>
-          <w:color w:val="0B2027"/>
-          <w:sz w:val="18"/>
-          <w:szCs w:val="18"/>
-        </w:rPr>
-        <w:t xml:space="preserve">TOP: Progress stepper — 4 numbered circles connected by lines. Step 1 is filled (Ink #0B2027 with white "1"), steps 2-4 are outlined Muted. Below stepper: "Step 1 of 4" in Muted text.</w:t>
+        <w:t xml:space="preserve">LAYOUT: Centered card, max-width 640px, on Slate 50 #F8FAFC background. Full page, comfortable padding.</w:t>
+      </w:r>
+    </w:p>
+    <w:p>
+      <w:pPr>
+        <w:pBdr>
+          <w:top w:val="single" w:color="E3EFEE" w:sz="4"/>
+          <w:bottom w:val="single" w:color="E3EFEE" w:sz="4"/>
+        </w:pBdr>
+        <w:shd w:fill="F4FAF9" w:color="auto" w:val="clear"/>
+        <w:spacing w:after="60" w:before="60"/>
+      </w:pPr>
+      <w:r>
+        <w:rPr>
+          <w:rFonts w:ascii="Consolas" w:cs="Consolas" w:eastAsia="Consolas" w:hAnsi="Consolas"/>
+          <w:color w:val="0B2027"/>
+          <w:sz w:val="18"/>
+          <w:szCs w:val="18"/>
+        </w:rPr>
+        <w:t xml:space="preserve">TOP: Progress stepper — 4 numbered circles connected by lines. Step 1 is filled (Ink #0B0F19 with white "1"), steps 2-4 are outlined Muted. Below stepper: "Step 1 of 4" in Muted text.</w:t>
       </w:r>
     </w:p>
     <w:p>
@@ -4281,11 +4279,11 @@
         </w:rPr>
         <w:t xml:space="preserve">MAIN CONTENT:
 1. Large drag-and-drop zone (240-320px tall):
-   - Default: dashed 2px Muted border, 8px radius, Off-white bg
-   - Icon: cloud-upload SVG (48px, Teal color) centered
-   - Below icon: "Drop your pitch deck here" (16px, Ink) / "or click to upload" (14px, Teal link)
+   - Default: dashed 2px Muted border, 8px radius, Slate 50 bg
+   - Icon: cloud-upload SVG (48px, Emerald color) centered
+   - Below icon: "Drop your pitch deck here" (16px, Ink) / "or click to upload" (14px, Emerald Deep link)
    - Bottom hint: "PDF, up to 20MB" (12px, Muted)
-   - Hover state: Teal border color, slight bg tint
+   - Hover state: Emerald border color, slight bg tint
    - Uploaded state: file icon + filename "riya_pitch_deck_v3.pdf" + size "2.4 MB" + Remove X button (right-aligned)</w:t>
       </w:r>
     </w:p>
@@ -4328,7 +4326,7 @@
           <w:szCs w:val="18"/>
         </w:rPr>
         <w:t xml:space="preserve">3. Primary CTA at bottom: "Build my profile"
-   - Ink bg #0B2027, white text, 12px vertical padding, 6px radius
+   - Ink bg #0B0F19, white text, 12px vertical padding, 6px radius
    - Full width
    - Disabled state (grey) until BOTH file uploaded AND URL entered</w:t>
       </w:r>
@@ -4349,7 +4347,7 @@
           <w:sz w:val="18"/>
           <w:szCs w:val="18"/>
         </w:rPr>
-        <w:t xml:space="preserve">4. Below CTA, centered small text: "Fill manually instead" (Teal ghost link)
+        <w:t xml:space="preserve">4. Below CTA, centered small text: "Fill manually instead" (Emerald Deep ghost link)
 5. Helper text (12px Muted, centered below): "We use your deck and LinkedIn to auto-fill your profile. You can edit everything in the next step."</w:t>
       </w:r>
     </w:p>
@@ -5092,8 +5090,8 @@
           <w:szCs w:val="18"/>
         </w:rPr>
         <w:t xml:space="preserve">FOOTER: Two buttons right-aligned:
-- "Back" (ghost, Teal text)
-- "Continue" (primary Ink #0B2027 bg, white text)</w:t>
+- "Back" (ghost, Emerald Deep text)
+- "Continue" (primary Ink #0B0F19 bg, white text)</w:t>
       </w:r>
     </w:p>
     <w:p>
@@ -6545,7 +6543,7 @@
           <w:szCs w:val="18"/>
         </w:rPr>
         <w:t xml:space="preserve">PROMPT SUGGESTION CHIPS (row of 4, horizontal scroll on mobile):
-Small pill-shaped chips (4px radius, 8px horizontal + 4px vertical padding, Off-white bg, Muted text, tappable to prefill composer):
+Small pill-shaped chips (4px radius, 8px horizontal + 4px vertical padding, Slate 50 bg, Muted text, tappable to prefill composer):
 - "We just crossed [X] users"
 - "Launched on [platform]"
 - "Recent user testimonial"
@@ -6571,7 +6569,7 @@
         <w:t xml:space="preserve">COMPOSER (below chips):
 - Large text area, 6px radius, 12px padding, min-height 120px, placeholder "Share what's new…"
 - Character counter bottom right: "500 characters left" (Muted color, turns Amber #D97706 when &lt; 50, Red #B91C1C when 0)
-- Optional image upload button below (small icon + "Add image" text, Teal ghost style)</w:t>
+- Optional image upload button below (small icon + "Add image" text, Emerald ghost style)</w:t>
       </w:r>
     </w:p>
     <w:p>
@@ -7310,7 +7308,7 @@
           <w:sz w:val="18"/>
           <w:szCs w:val="18"/>
         </w:rPr>
-        <w:t xml:space="preserve">1. "Sectors" (label + subtitle "Select all that apply") — Multi-select tag chips. Show 20-30 chip options in a wrapped row: "Fintech", "SaaS", "AI/ML", "Consumer", "Healthtech", "Edtech", "D2C", "Deep Tech", "Enterprise", "Mobility", "Climate", "Web3", etc. Selected chips: Teal bg, white text. Unselected: white bg, Muted border, Ink text.</w:t>
+        <w:t xml:space="preserve">1. "Sectors" (label + subtitle "Select all that apply") — Multi-select tag chips. Show 20-30 chip options in a wrapped row: "Fintech", "SaaS", "AI/ML", "Consumer", "Healthtech", "Edtech", "D2C", "Deep Tech", "Enterprise", "Mobility", "Climate", "Web3", etc. Selected chips: Emerald Deep bg, white text. Unselected: white bg, Muted border, Ink text.</w:t>
       </w:r>
     </w:p>
     <w:p>
@@ -8194,7 +8192,7 @@
           <w:sz w:val="18"/>
           <w:szCs w:val="18"/>
         </w:rPr>
-        <w:t xml:space="preserve">1. "Expertise areas" label + subtitle "Select all that apply" — Multi-select tag chips wrapped in rows: "GTM", "Product", "Hiring", "Fundraising", "Engineering leadership", "Design", "Legal / compliance", "Ops", "PMF", "ICP definition", "Sales", "Marketing", "Community", "Content", "Data / analytics", "Growth loops", "Pricing", "Enterprise sales", "SEO", "Paid acquisition". Selected: Teal bg white text. Unselected: white bg Muted border.</w:t>
+        <w:t xml:space="preserve">1. "Expertise areas" label + subtitle "Select all that apply" — Multi-select tag chips wrapped in rows: "GTM", "Product", "Hiring", "Fundraising", "Engineering leadership", "Design", "Legal / compliance", "Ops", "PMF", "ICP definition", "Sales", "Marketing", "Community", "Content", "Data / analytics", "Growth loops", "Pricing", "Enterprise sales", "SEO", "Paid acquisition". Selected: Emerald bg white text. Unselected: white bg Muted border.</w:t>
       </w:r>
     </w:p>
     <w:p>
@@ -8270,7 +8268,7 @@
           <w:sz w:val="18"/>
           <w:szCs w:val="18"/>
         </w:rPr>
-        <w:t xml:space="preserve">5. VERIFICATION SECTION (visually distinct, subtle Off-white bg card, 20px padding):
+        <w:t xml:space="preserve">5. VERIFICATION SECTION (visually distinct, subtle Slate 50 bg card, 20px padding):
    Heading: "Get verified" (small, bold)
    Subtitle: "Verified mentors get 3x more matches. Choose one:"
    Two radio options:
@@ -8901,9 +8899,9 @@
           <w:szCs w:val="18"/>
         </w:rPr>
         <w:t xml:space="preserve">APP SHELL (persistent across all app screens):
-- Left sidebar (240px wide, Ink #0B2027 bg, white text):
+- Left sidebar (240px wide, Ink #0B0F19 bg, white text):
   Logo at top ("SC" mark or full name)
-  Nav items: Home (active — Mint left border indicator), My Profile, Matches, Messages, Search, Notifications (with count badge if any), Settings
+  Nav items: Home (active — Emerald Bright left border indicator), My Profile, Matches, Messages, Search, Notifications (with count badge if any), Settings
   User avatar + name at bottom
 - Top bar (right of sidebar, 60px tall, white bg with light border-bottom):
   Left: page title "Home"
@@ -8970,9 +8968,9 @@
    Below: horizontal row of 3 mini match cards, each showing:
      - Circular avatar
      - Name: "Aditya Kumar", role: "Angel Investor"
-     - Fit score badge: "78% fit" (Mint bg, white text)
+     - Fit score badge: "78% fit" (Emerald Bright bg, white text)
      - One-line explanation (Muted): "Sector + stage + geo match"
-   Right-aligned link: "See all matches →" (Teal)</w:t>
+   Right-aligned link: "See all matches →" (Emerald)</w:t>
       </w:r>
     </w:p>
     <w:p>
@@ -8993,11 +8991,11 @@
         </w:rPr>
         <w:t xml:space="preserve">2. Two-column widgets below hero (grid, 24px gap):
    Left widget — "Profile completeness":
-   - Heading + progress bar showing 70% (Mint fill)
+   - Heading + progress bar showing 70% (Emerald Bright fill)
    - Checklist with checkmarks:
-     ☑ Basic profile (Mint check)
+     ☑ Basic profile (Emerald Bright check)
      ☑ Momentum sources connected
-     ☐ Add first post → link "Add now" (Teal)
+     ☐ Add first post → link "Add now" (Emerald)
      ☐ Investor thesis clarity
    Right widget — "Recent activity":
    - Heading
@@ -9630,12 +9628,12 @@
         <w:t xml:space="preserve">LEFT COLUMN (fixed, 320px wide):
 - Avatar (circular, 120px, centered)
 - Name: "Riya Sharma" (bold, 20px)
-- Role tag: "Founder · Fintech SaaS" (small pill, Off-white bg, Muted text)
+- Role tag: "Founder · Fintech SaaS" (small pill, Slate 50 bg, Muted text)
 - City (with pin icon): "Pune, India" (14px Muted)
 - Bio: "Building Rupeez, an AI-powered receivables management tool for D2C brands. Ex-Zerodha analytics." (14px)
 - ASK PIN (prominent, distinct treatment):
-  - Card with subtle Teal-tinted background, 8px radius, 16px padding
-  - Small "CURRENTLY SEEKING" label (11px, uppercase, Teal)
+  - Card with subtle Emerald-tinted background, 8px radius, 16px padding
+  - Small "CURRENTLY SEEKING" label (11px, uppercase, Emerald Deep)
   - Text: "Raising ₹40L seed round. Also looking for a GTM mentor."
   - Small pencil icon to edit
 - "Edit profile" button (ghost, full width below ask pin)</w:t>
@@ -9658,7 +9656,7 @@
           <w:szCs w:val="18"/>
         </w:rPr>
         <w:t xml:space="preserve">RIGHT COLUMN (flex-grow):
-- Tabs at top: [Overview] [Posts] [Momentum] — Overview selected, teal underline</w:t>
+- Tabs at top: [Overview] [Posts] [Momentum] — Overview selected, emerald underline</w:t>
       </w:r>
     </w:p>
     <w:p>
@@ -9730,7 +9728,7 @@
   - Body text: "Just crossed 500 paying customers 🎉 Grateful to every design partner."
   - Image (if attached, 8px radius)
   - Footer: small Edit and Delete ghost buttons (right-aligned)
-  - For MILESTONE type posts: distinct visual — icon + colored border (Mint left border), value prominent: "MRR crossed ₹5L"</w:t>
+  - For MILESTONE type posts: distinct visual — icon + colored border (Emerald Bright left border), value prominent: "MRR crossed ₹5L"</w:t>
       </w:r>
     </w:p>
     <w:p>
@@ -10135,7 +10133,7 @@
 - Name: "Aditya Kumar"
 - Role: "Angel Investor · ex-founder"
 - Bio: "Investing in early-stage fintech and B2B SaaS. Prev: Founded ClearTax, exited 2019."
-- Response badge: "Usually responds within 24hr" (Mint bg)
+- Response badge: "Usually responds within 24hr" (Emerald Bright bg)
 - Edit button
 OVERVIEW TAB:
 Thesis card:
@@ -10345,7 +10343,7 @@
 - Name: "Aditya Kumar" (bold, 20px)
 - Role tag: "Angel Investor · ex-founder"
 - Bio: "Investing in early-stage fintech and B2B SaaS. Prev: Founded ClearTax, exited 2019."
-- Trust badge (prominent): "Usually responds within 24hr" (Mint #02C39A bg, white text, small pill)
+- Trust badge (prominent): "Usually responds within 24hr" (Emerald Bright #10B981 bg, white text, small pill)
 - "Edit profile" ghost button full width</w:t>
       </w:r>
     </w:p>
@@ -10407,7 +10405,7 @@
         <w:t xml:space="preserve">Thesis card (highlighted, 8px radius, white bg, subtle border):
 - Header "Investment thesis" + small "Edit" ghost button right
 - Structured display (definition-list style, 2-col grid):
-  Sectors: Fintech, SaaS, AI/ML (as small teal chips)
+  Sectors: Fintech, SaaS, AI/ML (as small emerald chips)
   Stages: Seed, Series A (chips)
   Cheque range: ₹5L – ₹50L
   Geographies: India — Pune, Bengaluru, Mumbai
@@ -10857,7 +10855,7 @@
 - Name: "Meera Iyer"
 - Role: "Mentor · GTM &amp; Growth"
 - Bio: "VP Growth at Cred. 10 years scaling B2B SaaS. I mentor 2 founders/month on GTM."
-- Verified badge (Mint): "Verified mentor ✓"
+- Verified badge (Emerald Bright, Ink text): "Verified mentor ✓"
 - Edit button
 OVERVIEW TAB:
 Expertise card:
@@ -11043,7 +11041,7 @@
 - Name: "Meera Iyer" (bold, 20px)
 - Role: "Mentor · GTM &amp; Growth"
 - Bio: "VP Growth at Cred. 10 years scaling B2B SaaS. I mentor 2 founders/month on GTM."
-- Verified badge: "Verified mentor ✓" (Mint bg, white text, small pill)
+- Verified badge: "Verified mentor ✓" (Emerald Bright bg, white text, small pill)
 - Edit button</w:t>
       </w:r>
     </w:p>
@@ -11104,11 +11102,11 @@
         </w:rPr>
         <w:t xml:space="preserve">Expertise card:
 - Header "Expertise" + Edit button
-- "Areas" — Teal chip row: GTM, Growth loops, Pricing, Content, Community
+- "Areas" — Emerald Deep chip row: GTM, Growth loops, Pricing, Content, Community
 - "Stage focus" — Seed, Series A (chips)
 - "Availability" — "2 sessions per month" (with clock icon)
 - "Session fee" — "Free" (or "₹X per session")
-- "Response time" — "Usually within 12 hours" (Mint badge)</w:t>
+- "Response time" — "Usually within 12 hours" (Emerald Bright badge, Ink text)</w:t>
       </w:r>
     </w:p>
     <w:p>
@@ -11168,7 +11166,7 @@
           <w:szCs w:val="18"/>
         </w:rPr>
         <w:t xml:space="preserve">Past section:
-Card: "14 Aug 2026" — "Karan M. — BuildKit" — Outcome: "Ongoing mentorship" (Mint badge)
+Card: "14 Aug 2026" — "Karan M. — BuildKit" — Outcome: "Ongoing mentorship" (Emerald Bright badge, Ink text)
 Card: "1 Aug 2026" — "Sneha P. — LabelBox" — Outcome: "One-time diagnostic"</w:t>
       </w:r>
     </w:p>
@@ -11529,8 +11527,8 @@
 - Avatar + Name: "Aditya Kumar"
 - Role tag: "Angel Investor"
 - Details: "Fintech + SaaS focus · ₹25L–₹75L cheque · Bengaluru + Pune"
-- Fit score: 78% (Mint pill)
-- Trust: "Usually responds within 24hr" (small Mint text with icon)
+- Fit score: 78% (Emerald Bright pill, Ink text)
+- Trust: "Usually responds within 24hr" (small Emerald Deep text with icon)
 - Explanation (italic, Muted): "Sector match (Fintech), stage match (Seed), your ask is within their cheque range, geographic overlap in Pune."
 - Actions: [Request Intro] (primary) [Save] (ghost) [Not a Fit] (ghost, right)
 CARD 2 (medium fit):
@@ -11797,26 +11795,26 @@
         <w:t xml:space="preserve">TOP HEADER:
 - H2 "Your matches this week" (Georgia 28px)
 - Subhead (Muted): "8 investors and mentors ranked by fit — best matches first."
-- Right side: "↻ Refresh matches" button (ghost, Teal text)</w:t>
-      </w:r>
-    </w:p>
-    <w:p>
-      <w:pPr>
-        <w:pBdr>
-          <w:top w:val="single" w:color="E3EFEE" w:sz="4"/>
-          <w:bottom w:val="single" w:color="E3EFEE" w:sz="4"/>
-        </w:pBdr>
-        <w:shd w:fill="F4FAF9" w:color="auto" w:val="clear"/>
-        <w:spacing w:after="60" w:before="60"/>
-      </w:pPr>
-      <w:r>
-        <w:rPr>
-          <w:rFonts w:ascii="Consolas" w:cs="Consolas" w:eastAsia="Consolas" w:hAnsi="Consolas"/>
-          <w:color w:val="0B2027"/>
-          <w:sz w:val="18"/>
-          <w:szCs w:val="18"/>
-        </w:rPr>
-        <w:t xml:space="preserve">Below header, filter chip row: [All] (selected, Teal bg) [Sector] [Stage] [Saved] [Not a fit] — small pills, tappable.</w:t>
+- Right side: "↻ Refresh matches" button (ghost, Emerald Deep text)</w:t>
+      </w:r>
+    </w:p>
+    <w:p>
+      <w:pPr>
+        <w:pBdr>
+          <w:top w:val="single" w:color="E3EFEE" w:sz="4"/>
+          <w:bottom w:val="single" w:color="E3EFEE" w:sz="4"/>
+        </w:pBdr>
+        <w:shd w:fill="F4FAF9" w:color="auto" w:val="clear"/>
+        <w:spacing w:after="60" w:before="60"/>
+      </w:pPr>
+      <w:r>
+        <w:rPr>
+          <w:rFonts w:ascii="Consolas" w:cs="Consolas" w:eastAsia="Consolas" w:hAnsi="Consolas"/>
+          <w:color w:val="0B2027"/>
+          <w:sz w:val="18"/>
+          <w:szCs w:val="18"/>
+        </w:rPr>
+        <w:t xml:space="preserve">Below header, filter chip row: [All] (selected, Emerald Deep bg, white text) [Sector] [Stage] [Saved] [Not a fit] — small pills, tappable.</w:t>
       </w:r>
     </w:p>
     <w:p>
@@ -11854,7 +11852,7 @@
           <w:sz w:val="18"/>
           <w:szCs w:val="18"/>
         </w:rPr>
-        <w:t xml:space="preserve">Each match card (white bg, 8px radius, 20px padding, subtle shadow. High-fit matches ≥80% get a 4px left border in Mint):</w:t>
+        <w:t xml:space="preserve">Each match card (white bg, 8px radius, 20px padding, subtle shadow. High-fit matches ≥80% get a 4px left border in Emerald Bright):</w:t>
       </w:r>
     </w:p>
     <w:p>
@@ -11874,7 +11872,7 @@
           <w:szCs w:val="18"/>
         </w:rPr>
         <w:t xml:space="preserve">Layout inside card:
-Row 1: Avatar (64px circular, left) + [Name (bold, 18px) + Role tag (small Off-white pill, right of name)] + Fit score badge (right side, e.g. "78% fit" in Mint bg with white text, larger, pill-shaped)</w:t>
+Row 1: Avatar (64px circular, left) + [Name (bold, 18px) + Role tag (small Slate 50 pill, right of name)] + Fit score badge (right side, e.g. "78% fit" in Emerald Deep bg with white text, larger, pill-shaped)</w:t>
       </w:r>
     </w:p>
     <w:p>
@@ -11912,7 +11910,7 @@
           <w:sz w:val="18"/>
           <w:szCs w:val="18"/>
         </w:rPr>
-        <w:t xml:space="preserve">Row 3 (small, if trust score exists): "Usually responds within 24hr" with small clock icon, Mint text</w:t>
+        <w:t xml:space="preserve">Row 3 (small, if trust score exists): "Usually responds within 24hr" with small clock icon, Emerald Deep text</w:t>
       </w:r>
     </w:p>
     <w:p>
@@ -11952,7 +11950,7 @@
         </w:rPr>
         <w:t xml:space="preserve">Row 5 (Actions, right-aligned): 
 - [Request Intro] — Primary Ink button
-- [Save] — Ghost button (Teal text, no border)
+- [Save] — Ghost button (Emerald Deep text, no border)
 - [Not a Fit] — Ghost button (Muted text, on click opens small dropdown of reasons: Wrong sector / Wrong stage / Wrong geo / Not the right person / Other)</w:t>
       </w:r>
     </w:p>
@@ -12623,7 +12621,7 @@
 - Avatar (120px)
 - Name "Aditya Kumar" (bold, 22px)
 - Role tag: "Angel Investor" (small pill)
-- Trust badge: "Usually responds within 24hr" (Mint pill with icon)
+- Trust badge: "Usually responds within 24hr" (Emerald Bright pill, Ink text with icon)
 - Location: "Bengaluru, India" (with pin icon)
 - Bio: "Investing in early-stage fintech and B2B SaaS. Prev: Founded ClearTax, exited 2019."</w:t>
       </w:r>
@@ -12688,7 +12686,7 @@
         </w:rPr>
         <w:t xml:space="preserve">EXPLAIN THIS MATCH TAB (this is a differentiator — design carefully):
 - Header: "Why we matched you with Aditya"
-- Overall fit displayed prominently: "78% fit" (big Mint number)
+- Overall fit displayed prominently: "78% fit" (big Emerald number)
 - Two sub-sections:</w:t>
       </w:r>
     </w:p>
@@ -12708,7 +12706,7 @@
           <w:sz w:val="18"/>
           <w:szCs w:val="18"/>
         </w:rPr>
-        <w:t xml:space="preserve">  STRONG SIGNALS (green-tinted card, Mint left border):
+        <w:t xml:space="preserve">  STRONG SIGNALS (green-tinted card, Emerald Bright left border):
   Header (small, uppercase): "STRONG SIGNALS"
   Checkmark list:
   ✓ Sector match: Both fintech
@@ -13418,7 +13416,7 @@
         </w:rPr>
         <w:t xml:space="preserve">MODAL:
 - Centered, 560px max width, 12px radius, white bg
-- 40% Ink #0B2027 backdrop overlay
+- 40% Ink #0B0F19 backdrop overlay
 - Close X button top-right</w:t>
       </w:r>
     </w:p>
@@ -13476,7 +13474,7 @@
           <w:sz w:val="18"/>
           <w:szCs w:val="18"/>
         </w:rPr>
-        <w:t xml:space="preserve">Tabs (below header): [Text] (selected, Teal underline) [Image] [Milestone]</w:t>
+        <w:t xml:space="preserve">Tabs (below header): [Text] (selected, Emerald underline) [Image] [Milestone]</w:t>
       </w:r>
     </w:p>
     <w:p>
@@ -14374,7 +14372,7 @@
           <w:szCs w:val="18"/>
         </w:rPr>
         <w:t xml:space="preserve">Below textarea (small, right-aligned):
-"↻ Regenerate" (small ghost button with refresh icon, Teal text)
+"↻ Regenerate" (small ghost button with refresh icon, Emerald Deep text)
 "Write from scratch" (ghost, clears textarea)</w:t>
       </w:r>
     </w:p>
@@ -15066,45 +15064,45 @@
         <w:t xml:space="preserve">Top row: 
 - Founder avatar (56px, circular, left)
 - Middle: Name "Riya Sharma" (bold, 18px), below: "Rupeez · Fintech SaaS · Seed · Pune" (14px Muted)
-- Right: Fit score badge "78% fit" (Mint pill)</w:t>
-      </w:r>
-    </w:p>
-    <w:p>
-      <w:pPr>
-        <w:pBdr>
-          <w:top w:val="single" w:color="E3EFEE" w:sz="4"/>
-          <w:bottom w:val="single" w:color="E3EFEE" w:sz="4"/>
-        </w:pBdr>
-        <w:shd w:fill="F4FAF9" w:color="auto" w:val="clear"/>
-        <w:spacing w:after="60" w:before="60"/>
-      </w:pPr>
-      <w:r>
-        <w:rPr>
-          <w:rFonts w:ascii="Consolas" w:cs="Consolas" w:eastAsia="Consolas" w:hAnsi="Consolas"/>
-          <w:color w:val="0B2027"/>
-          <w:sz w:val="18"/>
-          <w:szCs w:val="18"/>
-        </w:rPr>
-        <w:t xml:space="preserve">Trust badge inline: "Highly responsive" (small Mint text with clock icon)</w:t>
-      </w:r>
-    </w:p>
-    <w:p>
-      <w:pPr>
-        <w:pBdr>
-          <w:top w:val="single" w:color="E3EFEE" w:sz="4"/>
-          <w:bottom w:val="single" w:color="E3EFEE" w:sz="4"/>
-        </w:pBdr>
-        <w:shd w:fill="F4FAF9" w:color="auto" w:val="clear"/>
-        <w:spacing w:after="60" w:before="60"/>
-      </w:pPr>
-      <w:r>
-        <w:rPr>
-          <w:rFonts w:ascii="Consolas" w:cs="Consolas" w:eastAsia="Consolas" w:hAnsi="Consolas"/>
-          <w:color w:val="0B2027"/>
-          <w:sz w:val="18"/>
-          <w:szCs w:val="18"/>
-        </w:rPr>
-        <w:t xml:space="preserve">Their message in a subtle bordered inner card (Off-white bg, 8px radius, 12px padding, italic 14px):
+- Right: Fit score badge "78% fit" (Emerald Bright pill, Ink text)</w:t>
+      </w:r>
+    </w:p>
+    <w:p>
+      <w:pPr>
+        <w:pBdr>
+          <w:top w:val="single" w:color="E3EFEE" w:sz="4"/>
+          <w:bottom w:val="single" w:color="E3EFEE" w:sz="4"/>
+        </w:pBdr>
+        <w:shd w:fill="F4FAF9" w:color="auto" w:val="clear"/>
+        <w:spacing w:after="60" w:before="60"/>
+      </w:pPr>
+      <w:r>
+        <w:rPr>
+          <w:rFonts w:ascii="Consolas" w:cs="Consolas" w:eastAsia="Consolas" w:hAnsi="Consolas"/>
+          <w:color w:val="0B2027"/>
+          <w:sz w:val="18"/>
+          <w:szCs w:val="18"/>
+        </w:rPr>
+        <w:t xml:space="preserve">Trust badge inline: "Highly responsive" (small Emerald Deep text with clock icon)</w:t>
+      </w:r>
+    </w:p>
+    <w:p>
+      <w:pPr>
+        <w:pBdr>
+          <w:top w:val="single" w:color="E3EFEE" w:sz="4"/>
+          <w:bottom w:val="single" w:color="E3EFEE" w:sz="4"/>
+        </w:pBdr>
+        <w:shd w:fill="F4FAF9" w:color="auto" w:val="clear"/>
+        <w:spacing w:after="60" w:before="60"/>
+      </w:pPr>
+      <w:r>
+        <w:rPr>
+          <w:rFonts w:ascii="Consolas" w:cs="Consolas" w:eastAsia="Consolas" w:hAnsi="Consolas"/>
+          <w:color w:val="0B2027"/>
+          <w:sz w:val="18"/>
+          <w:szCs w:val="18"/>
+        </w:rPr>
+        <w:t xml:space="preserve">Their message in a subtle bordered inner card (Slate 50 bg, 8px radius, 12px padding, italic 14px):
 "Hi Aditya, We were matched based on our overlap in fintech and Pune. I'm building Rupeez, an AI-powered receivables management tool for D2C brands — we just crossed 500 paying customers and are raising ₹40L seed. Given your ClearTax background, I'd love your thesis-fit take. Are you open to a 20-minute intro call? — Riya"</w:t>
       </w:r>
     </w:p>
@@ -15125,7 +15123,7 @@
           <w:szCs w:val="18"/>
         </w:rPr>
         <w:t xml:space="preserve">Bottom row:
-- Left: "View full profile →" (Teal link)
+- Left: "View full profile →" (Emerald Deep link)
 - Right: [Decline] (ghost, Muted text) [Accept] (primary Ink)</w:t>
       </w:r>
     </w:p>
@@ -15460,7 +15458,7 @@
           <w:sz w:val="22"/>
           <w:szCs w:val="22"/>
         </w:rPr>
-        <w:t xml:space="preserve">Message bubbles (sent = right, Teal; received = left, Off-white)</w:t>
+        <w:t xml:space="preserve">Message bubbles (sent = right, Emerald Deep; received = left, Slate 50)</w:t>
       </w:r>
     </w:p>
     <w:p>
@@ -15718,10 +15716,10 @@
         </w:rPr>
         <w:t xml:space="preserve">LEFT COLUMN (320px wide, 100% height, light border-right):
 Header: "Messages" + search icon
-Below: List of thread items. Each item (row, 12px padding, hover Off-white):
+Below: List of thread items. Each item (row, 12px padding, hover Slate 50):
 - Avatar (40px, left)
 - Middle: Name "Aditya Kumar" (bold if unread) + preview "Sounds good — let's do Tuesday at 4pm" (14px, Muted, single line ellipsis)
-- Right: timestamp "2h" + optional unread dot (Mint circle)</w:t>
+- Right: timestamp "2h" + optional unread dot (Emerald Bright circle)</w:t>
       </w:r>
     </w:p>
     <w:p>
@@ -15820,8 +15818,8 @@
           <w:szCs w:val="18"/>
         </w:rPr>
         <w:t xml:space="preserve">Message bubbles:
-- Received (from Aditya): Left-aligned, Off-white bg, 12px padding, 12px radius (with sharp top-left corner), timestamp below in Muted
-- Sent (from Riya, you): Right-aligned, Teal bg, white text, 12px padding, 12px radius (sharp top-right), timestamp below</w:t>
+- Received (from Aditya): Left-aligned, Slate 50 bg, 12px padding, 12px radius (with sharp top-left corner), timestamp below in Muted
+- Sent (from Riya, you): Right-aligned, Emerald Deep bg, white text, 12px padding, 12px radius (sharp top-right), timestamp below</w:t>
       </w:r>
     </w:p>
     <w:p>
@@ -16500,7 +16498,7 @@
         </w:rPr>
         <w:t xml:space="preserve">CONFIRMATION STATE (after booking):
 Replace widget with success card:
-- Big Mint checkmark icon
+- Big Emerald Bright checkmark icon
 - H3: "Meeting scheduled!"
 - Body: "Tuesday, 26 Aug at 4:00 PM (30 min). You'll both receive calendar invites shortly."
 - CTA: "Back to Match" (ghost) or "Add to my calendar" (secondary)</w:t>
@@ -17111,7 +17109,7 @@
           <w:sz w:val="18"/>
           <w:szCs w:val="18"/>
         </w:rPr>
-        <w:t xml:space="preserve">Each option is a tappable card (Off-white bg, 8px radius, 16px padding, 2px transparent border). Selected: Teal border + light teal tint.</w:t>
+        <w:t xml:space="preserve">Each option is a tappable card (Slate 50 bg, 8px radius, 16px padding, 2px transparent border). Selected: Emerald border + light emerald tint.</w:t>
       </w:r>
     </w:p>
     <w:p>
@@ -17967,7 +17965,7 @@
         <w:t xml:space="preserve">Each result card (subtle hover state, 16px padding, border-bottom light):
 - Avatar (48px) + Name + Role tag + fit % badge (small)
 - Fit summary line (Muted italic 14px): "Fintech + SaaS focus, has invested in 3 Pune-based fintech startups"
-- Cited snippet (Off-white bg, 4px left border in Teal, 8px padding, 12px text): "Prior Investments — 'Rupeez (Pune Fintech, 2025), Beacon (Pune Healthtech, 2024)'"
+- Cited snippet (Slate 50 bg, 4px left border in Emerald, 8px padding, 12px text): "Prior Investments — 'Rupeez (Pune Fintech, 2025), Beacon (Pune Healthtech, 2024)'"
 - Right side actions: [View profile] ghost link</w:t>
       </w:r>
     </w:p>
@@ -18520,7 +18518,7 @@
         </w:rPr>
         <w:t xml:space="preserve">HEADER: 
 - H2 "Notifications" (Georgia 24px)
-- Right: "Mark all read" (Teal ghost link)</w:t>
+- Right: "Mark all read" (Emerald Deep ghost link)</w:t>
       </w:r>
     </w:p>
     <w:p>
@@ -18577,17 +18575,17 @@
           <w:sz w:val="18"/>
           <w:szCs w:val="18"/>
         </w:rPr>
-        <w:t xml:space="preserve">Each notification item (row, 16px vertical padding, border-bottom light, hover Off-white):
+        <w:t xml:space="preserve">Each notification item (row, 16px vertical padding, border-bottom light, hover Slate 50):
 - Left: colored icon based on type (48px circle bg):
   - Green circle: new match
   - Blue circle: message
   - Amber circle: meeting reminder
-  - Teal circle: profile view
+  - Emerald circle: profile view
 - Middle: message text (14px, unread ones bolder)
   Example: "New match: Aditya Kumar (Angel Investor) — 78% fit"
 - Below message: timestamp (12px Muted): "2 hours ago"
-- Right: action link (small Teal): "View match →"
-- Unread indicator: small Mint dot on the far left of the row</w:t>
+- Right: action link (small Emerald): "View match →"
+- Unread indicator: small Emerald Bright dot on the far left of the row</w:t>
       </w:r>
     </w:p>
     <w:p>
@@ -19243,7 +19241,7 @@
           <w:szCs w:val="18"/>
         </w:rPr>
         <w:t xml:space="preserve">LEFT SUB-NAV (240px, vertical tabs):
-- [Account] (active — teal left border indicator)
+- [Account] (active — emerald left border indicator)
 - [Notifications]
 - [Privacy &amp; Data]
 - [Billing]</w:t>
@@ -19977,7 +19975,7 @@
           <w:sz w:val="18"/>
           <w:szCs w:val="18"/>
         </w:rPr>
-        <w:t xml:space="preserve">Rows (each 44px tall, alternating Off-white / white bg):
+        <w:t xml:space="preserve">Rows (each 44px tall, alternating Slate 50 / white bg):
 - "New match" | ☑ | ☑ | ☐
 - "Intro request received" | ☑ | ☑ | ☐
 - "Intro accepted/declined" | ☑ | ☑ | ☐
@@ -20003,7 +20001,7 @@
           <w:sz w:val="18"/>
           <w:szCs w:val="18"/>
         </w:rPr>
-        <w:t xml:space="preserve">Each cell has a toggle switch (Teal when on, Muted when off).</w:t>
+        <w:t xml:space="preserve">Each cell has a toggle switch (Emerald when on, Muted when off).</w:t>
       </w:r>
     </w:p>
     <w:p>
@@ -20676,7 +20674,7 @@
           <w:szCs w:val="18"/>
         </w:rPr>
         <w:t xml:space="preserve">Section 2: **Your data**
-Card (Off-white bg, 8px radius, 16px padding):
+Card (Slate 50 bg, 8px radius, 16px padding):
 - H4 "Export your data"
 - Text: "Download a JSON file of everything we have about you (profile, posts, matches, feedback). Delivered by email within 24 hours."
 - Button: [Request data export] (secondary, Ink border)</w:t>
@@ -21341,8 +21339,8 @@
           <w:sz w:val="18"/>
           <w:szCs w:val="18"/>
         </w:rPr>
-        <w:t xml:space="preserve">Section 1: **Current plan** (highlighted card, subtle Teal border)
-- Small label (uppercase, Teal): "CURRENT PLAN"
+        <w:t xml:space="preserve">Section 1: **Current plan** (highlighted card, subtle Emerald border)
+- Small label (uppercase, Emerald Deep): "CURRENT PLAN"
 - Plan name (H3): "Founder Free"
 - Text: "You're using the free plan — perfect for getting started."
 - Features list (small bullets):
@@ -22025,7 +22023,7 @@
         </w:rPr>
         <w:t xml:space="preserve">MASTER TEMPLATE:
 - Centered content within the parent container (max-width 400px)
-- Single illustration or icon (64px, either an emoji or a simple line-icon in Teal)
+- Single illustration or icon (64px, either an emoji or a simple line-icon in Emerald)
 - H4 heading (bold, 20px, Ink) — 3-5 words max
 - Body text below (14px, Muted) — max 2 lines, single sentence
 - Primary CTA button below (Ink bg, optional — some empty states have no CTA)
